--- a/examples/autoencoder/doc/21_autoenc_ed_static_patience.docx
+++ b/examples/autoencoder/doc/21_autoenc_ed_static_patience.docx
@@ -1443,111 +1443,6 @@
       </w:r>
       <w:r>
         <w:rPr>
-          <w:rStyle w:val="NormalTok"/>
-        </w:rPr>
-        <w:t xml:space="preserve">result </w:t>
-      </w:r>
-      <w:r>
-        <w:rPr>
-          <w:rStyle w:val="OtherTok"/>
-        </w:rPr>
-        <w:t xml:space="preserve">&lt;-</w:t>
-      </w:r>
-      <w:r>
-        <w:rPr>
-          <w:rStyle w:val="NormalTok"/>
-        </w:rPr>
-        <w:t xml:space="preserve"> </w:t>
-      </w:r>
-      <w:r>
-        <w:rPr>
-          <w:rStyle w:val="FunctionTok"/>
-        </w:rPr>
-        <w:t xml:space="preserve">transform</w:t>
-      </w:r>
-      <w:r>
-        <w:rPr>
-          <w:rStyle w:val="NormalTok"/>
-        </w:rPr>
-        <w:t xml:space="preserve">(auto, test)</w:t>
-      </w:r>
-      <w:r>
-        <w:br/>
-      </w:r>
-      <w:r>
-        <w:rPr>
-          <w:rStyle w:val="NormalTok"/>
-        </w:rPr>
-        <w:t xml:space="preserve">result </w:t>
-      </w:r>
-      <w:r>
-        <w:rPr>
-          <w:rStyle w:val="OtherTok"/>
-        </w:rPr>
-        <w:t xml:space="preserve">&lt;-</w:t>
-      </w:r>
-      <w:r>
-        <w:rPr>
-          <w:rStyle w:val="NormalTok"/>
-        </w:rPr>
-        <w:t xml:space="preserve"> </w:t>
-      </w:r>
-      <w:r>
-        <w:rPr>
-          <w:rStyle w:val="FunctionTok"/>
-        </w:rPr>
-        <w:t xml:space="preserve">as.data.frame</w:t>
-      </w:r>
-      <w:r>
-        <w:rPr>
-          <w:rStyle w:val="NormalTok"/>
-        </w:rPr>
-        <w:t xml:space="preserve">(result)</w:t>
-      </w:r>
-      <w:r>
-        <w:br/>
-      </w:r>
-      <w:r>
-        <w:rPr>
-          <w:rStyle w:val="FunctionTok"/>
-        </w:rPr>
-        <w:t xml:space="preserve">names</w:t>
-      </w:r>
-      <w:r>
-        <w:rPr>
-          <w:rStyle w:val="NormalTok"/>
-        </w:rPr>
-        <w:t xml:space="preserve">(result) </w:t>
-      </w:r>
-      <w:r>
-        <w:rPr>
-          <w:rStyle w:val="OtherTok"/>
-        </w:rPr>
-        <w:t xml:space="preserve">&lt;-</w:t>
-      </w:r>
-      <w:r>
-        <w:rPr>
-          <w:rStyle w:val="NormalTok"/>
-        </w:rPr>
-        <w:t xml:space="preserve"> </w:t>
-      </w:r>
-      <w:r>
-        <w:rPr>
-          <w:rStyle w:val="FunctionTok"/>
-        </w:rPr>
-        <w:t xml:space="preserve">names</w:t>
-      </w:r>
-      <w:r>
-        <w:rPr>
-          <w:rStyle w:val="NormalTok"/>
-        </w:rPr>
-        <w:t xml:space="preserve">(test)</w:t>
-      </w:r>
-      <w:r>
-        <w:br/>
-      </w:r>
-      <w:r>
-        <w:rPr>
           <w:rStyle w:val="FunctionTok"/>
         </w:rPr>
         <w:t xml:space="preserve">print</w:t>
@@ -1568,7 +1463,7 @@
         <w:rPr>
           <w:rStyle w:val="NormalTok"/>
         </w:rPr>
-        <w:t xml:space="preserve">(result))</w:t>
+        <w:t xml:space="preserve">(test))</w:t>
       </w:r>
     </w:p>
     <w:p>
@@ -1588,6 +1483,205 @@
         <w:rPr>
           <w:rStyle w:val="VerbatimChar"/>
         </w:rPr>
+        <w:t xml:space="preserve">## 1 0.7258342 0.8294719 0.9126527 0.9702046 0.9985496</w:t>
+      </w:r>
+      <w:r>
+        <w:br/>
+      </w:r>
+      <w:r>
+        <w:rPr>
+          <w:rStyle w:val="VerbatimChar"/>
+        </w:rPr>
+        <w:t xml:space="preserve">## 2 0.8294719 0.9126527 0.9702046 0.9985496 0.9959251</w:t>
+      </w:r>
+      <w:r>
+        <w:br/>
+      </w:r>
+      <w:r>
+        <w:rPr>
+          <w:rStyle w:val="VerbatimChar"/>
+        </w:rPr>
+        <w:t xml:space="preserve">## 3 0.9126527 0.9702046 0.9985496 0.9959251 0.9624944</w:t>
+      </w:r>
+      <w:r>
+        <w:br/>
+      </w:r>
+      <w:r>
+        <w:rPr>
+          <w:rStyle w:val="VerbatimChar"/>
+        </w:rPr>
+        <w:t xml:space="preserve">## 4 0.9702046 0.9985496 0.9959251 0.9624944 0.9003360</w:t>
+      </w:r>
+      <w:r>
+        <w:br/>
+      </w:r>
+      <w:r>
+        <w:rPr>
+          <w:rStyle w:val="VerbatimChar"/>
+        </w:rPr>
+        <w:t xml:space="preserve">## 5 0.9985496 0.9959251 0.9624944 0.9003360 0.8133146</w:t>
+      </w:r>
+      <w:r>
+        <w:br/>
+      </w:r>
+      <w:r>
+        <w:rPr>
+          <w:rStyle w:val="VerbatimChar"/>
+        </w:rPr>
+        <w:t xml:space="preserve">## 6 0.9959251 0.9624944 0.9003360 0.8133146 0.7068409</w:t>
+      </w:r>
+    </w:p>
+    <w:p>
+      <w:pPr>
+        <w:pStyle w:val="SourceCode"/>
+      </w:pPr>
+      <w:r>
+        <w:rPr>
+          <w:rStyle w:val="NormalTok"/>
+        </w:rPr>
+        <w:t xml:space="preserve">result </w:t>
+      </w:r>
+      <w:r>
+        <w:rPr>
+          <w:rStyle w:val="OtherTok"/>
+        </w:rPr>
+        <w:t xml:space="preserve">&lt;-</w:t>
+      </w:r>
+      <w:r>
+        <w:rPr>
+          <w:rStyle w:val="NormalTok"/>
+        </w:rPr>
+        <w:t xml:space="preserve"> </w:t>
+      </w:r>
+      <w:r>
+        <w:rPr>
+          <w:rStyle w:val="FunctionTok"/>
+        </w:rPr>
+        <w:t xml:space="preserve">transform</w:t>
+      </w:r>
+      <w:r>
+        <w:rPr>
+          <w:rStyle w:val="NormalTok"/>
+        </w:rPr>
+        <w:t xml:space="preserve">(auto, test)</w:t>
+      </w:r>
+      <w:r>
+        <w:br/>
+      </w:r>
+      <w:r>
+        <w:rPr>
+          <w:rStyle w:val="NormalTok"/>
+        </w:rPr>
+        <w:t xml:space="preserve">result </w:t>
+      </w:r>
+      <w:r>
+        <w:rPr>
+          <w:rStyle w:val="OtherTok"/>
+        </w:rPr>
+        <w:t xml:space="preserve">&lt;-</w:t>
+      </w:r>
+      <w:r>
+        <w:rPr>
+          <w:rStyle w:val="NormalTok"/>
+        </w:rPr>
+        <w:t xml:space="preserve"> </w:t>
+      </w:r>
+      <w:r>
+        <w:rPr>
+          <w:rStyle w:val="FunctionTok"/>
+        </w:rPr>
+        <w:t xml:space="preserve">as.data.frame</w:t>
+      </w:r>
+      <w:r>
+        <w:rPr>
+          <w:rStyle w:val="NormalTok"/>
+        </w:rPr>
+        <w:t xml:space="preserve">(result)</w:t>
+      </w:r>
+      <w:r>
+        <w:br/>
+      </w:r>
+      <w:r>
+        <w:rPr>
+          <w:rStyle w:val="FunctionTok"/>
+        </w:rPr>
+        <w:t xml:space="preserve">names</w:t>
+      </w:r>
+      <w:r>
+        <w:rPr>
+          <w:rStyle w:val="NormalTok"/>
+        </w:rPr>
+        <w:t xml:space="preserve">(result) </w:t>
+      </w:r>
+      <w:r>
+        <w:rPr>
+          <w:rStyle w:val="OtherTok"/>
+        </w:rPr>
+        <w:t xml:space="preserve">&lt;-</w:t>
+      </w:r>
+      <w:r>
+        <w:rPr>
+          <w:rStyle w:val="NormalTok"/>
+        </w:rPr>
+        <w:t xml:space="preserve"> </w:t>
+      </w:r>
+      <w:r>
+        <w:rPr>
+          <w:rStyle w:val="FunctionTok"/>
+        </w:rPr>
+        <w:t xml:space="preserve">names</w:t>
+      </w:r>
+      <w:r>
+        <w:rPr>
+          <w:rStyle w:val="NormalTok"/>
+        </w:rPr>
+        <w:t xml:space="preserve">(test)</w:t>
+      </w:r>
+      <w:r>
+        <w:br/>
+      </w:r>
+      <w:r>
+        <w:rPr>
+          <w:rStyle w:val="FunctionTok"/>
+        </w:rPr>
+        <w:t xml:space="preserve">print</w:t>
+      </w:r>
+      <w:r>
+        <w:rPr>
+          <w:rStyle w:val="NormalTok"/>
+        </w:rPr>
+        <w:t xml:space="preserve">(</w:t>
+      </w:r>
+      <w:r>
+        <w:rPr>
+          <w:rStyle w:val="FunctionTok"/>
+        </w:rPr>
+        <w:t xml:space="preserve">head</w:t>
+      </w:r>
+      <w:r>
+        <w:rPr>
+          <w:rStyle w:val="NormalTok"/>
+        </w:rPr>
+        <w:t xml:space="preserve">(result))</w:t>
+      </w:r>
+    </w:p>
+    <w:p>
+      <w:pPr>
+        <w:pStyle w:val="SourceCode"/>
+      </w:pPr>
+      <w:r>
+        <w:rPr>
+          <w:rStyle w:val="VerbatimChar"/>
+        </w:rPr>
+        <w:t xml:space="preserve">##          t4        t3        t2        t1        t0</w:t>
+      </w:r>
+      <w:r>
+        <w:br/>
+      </w:r>
+      <w:r>
+        <w:rPr>
+          <w:rStyle w:val="VerbatimChar"/>
+        </w:rPr>
         <w:t xml:space="preserve">## 1 0.7262827 0.8230802 0.9121844 0.9636005 0.9935867</w:t>
       </w:r>
       <w:r>
@@ -1634,6 +1728,503 @@
           <w:rStyle w:val="VerbatimChar"/>
         </w:rPr>
         <w:t xml:space="preserve">## 6 0.9940477 0.9632283 0.8936421 0.8173189 0.7103570</w:t>
+      </w:r>
+    </w:p>
+    <w:p>
+      <w:pPr>
+        <w:pStyle w:val="SourceCode"/>
+      </w:pPr>
+      <w:r>
+        <w:rPr>
+          <w:rStyle w:val="CommentTok"/>
+        </w:rPr>
+        <w:t xml:space="preserve"># Evaluating reconstruction quality: R2 and MAPE per attribute</w:t>
+      </w:r>
+      <w:r>
+        <w:br/>
+      </w:r>
+      <w:r>
+        <w:rPr>
+          <w:rStyle w:val="NormalTok"/>
+        </w:rPr>
+        <w:t xml:space="preserve">r2 </w:t>
+      </w:r>
+      <w:r>
+        <w:rPr>
+          <w:rStyle w:val="OtherTok"/>
+        </w:rPr>
+        <w:t xml:space="preserve">&lt;-</w:t>
+      </w:r>
+      <w:r>
+        <w:rPr>
+          <w:rStyle w:val="NormalTok"/>
+        </w:rPr>
+        <w:t xml:space="preserve"> </w:t>
+      </w:r>
+      <w:r>
+        <w:rPr>
+          <w:rStyle w:val="FunctionTok"/>
+        </w:rPr>
+        <w:t xml:space="preserve">c</w:t>
+      </w:r>
+      <w:r>
+        <w:rPr>
+          <w:rStyle w:val="NormalTok"/>
+        </w:rPr>
+        <w:t xml:space="preserve">()</w:t>
+      </w:r>
+      <w:r>
+        <w:br/>
+      </w:r>
+      <w:r>
+        <w:rPr>
+          <w:rStyle w:val="NormalTok"/>
+        </w:rPr>
+        <w:t xml:space="preserve">mape </w:t>
+      </w:r>
+      <w:r>
+        <w:rPr>
+          <w:rStyle w:val="OtherTok"/>
+        </w:rPr>
+        <w:t xml:space="preserve">&lt;-</w:t>
+      </w:r>
+      <w:r>
+        <w:rPr>
+          <w:rStyle w:val="NormalTok"/>
+        </w:rPr>
+        <w:t xml:space="preserve"> </w:t>
+      </w:r>
+      <w:r>
+        <w:rPr>
+          <w:rStyle w:val="FunctionTok"/>
+        </w:rPr>
+        <w:t xml:space="preserve">c</w:t>
+      </w:r>
+      <w:r>
+        <w:rPr>
+          <w:rStyle w:val="NormalTok"/>
+        </w:rPr>
+        <w:t xml:space="preserve">()</w:t>
+      </w:r>
+      <w:r>
+        <w:br/>
+      </w:r>
+      <w:r>
+        <w:rPr>
+          <w:rStyle w:val="ControlFlowTok"/>
+        </w:rPr>
+        <w:t xml:space="preserve">for</w:t>
+      </w:r>
+      <w:r>
+        <w:rPr>
+          <w:rStyle w:val="NormalTok"/>
+        </w:rPr>
+        <w:t xml:space="preserve"> (col </w:t>
+      </w:r>
+      <w:r>
+        <w:rPr>
+          <w:rStyle w:val="ControlFlowTok"/>
+        </w:rPr>
+        <w:t xml:space="preserve">in</w:t>
+      </w:r>
+      <w:r>
+        <w:rPr>
+          <w:rStyle w:val="NormalTok"/>
+        </w:rPr>
+        <w:t xml:space="preserve"> </w:t>
+      </w:r>
+      <w:r>
+        <w:rPr>
+          <w:rStyle w:val="FunctionTok"/>
+        </w:rPr>
+        <w:t xml:space="preserve">names</w:t>
+      </w:r>
+      <w:r>
+        <w:rPr>
+          <w:rStyle w:val="NormalTok"/>
+        </w:rPr>
+        <w:t xml:space="preserve">(test)){</w:t>
+      </w:r>
+      <w:r>
+        <w:br/>
+      </w:r>
+      <w:r>
+        <w:rPr>
+          <w:rStyle w:val="NormalTok"/>
+        </w:rPr>
+        <w:t xml:space="preserve">  r2_col </w:t>
+      </w:r>
+      <w:r>
+        <w:rPr>
+          <w:rStyle w:val="OtherTok"/>
+        </w:rPr>
+        <w:t xml:space="preserve">&lt;-</w:t>
+      </w:r>
+      <w:r>
+        <w:rPr>
+          <w:rStyle w:val="NormalTok"/>
+        </w:rPr>
+        <w:t xml:space="preserve"> </w:t>
+      </w:r>
+      <w:r>
+        <w:rPr>
+          <w:rStyle w:val="FunctionTok"/>
+        </w:rPr>
+        <w:t xml:space="preserve">cor</w:t>
+      </w:r>
+      <w:r>
+        <w:rPr>
+          <w:rStyle w:val="NormalTok"/>
+        </w:rPr>
+        <w:t xml:space="preserve">(test[col], result[col])</w:t>
+      </w:r>
+      <w:r>
+        <w:rPr>
+          <w:rStyle w:val="SpecialCharTok"/>
+        </w:rPr>
+        <w:t xml:space="preserve">^</w:t>
+      </w:r>
+      <w:r>
+        <w:rPr>
+          <w:rStyle w:val="DecValTok"/>
+        </w:rPr>
+        <w:t xml:space="preserve">2</w:t>
+      </w:r>
+      <w:r>
+        <w:br/>
+      </w:r>
+      <w:r>
+        <w:rPr>
+          <w:rStyle w:val="NormalTok"/>
+        </w:rPr>
+        <w:t xml:space="preserve">  r2 </w:t>
+      </w:r>
+      <w:r>
+        <w:rPr>
+          <w:rStyle w:val="OtherTok"/>
+        </w:rPr>
+        <w:t xml:space="preserve">&lt;-</w:t>
+      </w:r>
+      <w:r>
+        <w:rPr>
+          <w:rStyle w:val="NormalTok"/>
+        </w:rPr>
+        <w:t xml:space="preserve"> </w:t>
+      </w:r>
+      <w:r>
+        <w:rPr>
+          <w:rStyle w:val="FunctionTok"/>
+        </w:rPr>
+        <w:t xml:space="preserve">append</w:t>
+      </w:r>
+      <w:r>
+        <w:rPr>
+          <w:rStyle w:val="NormalTok"/>
+        </w:rPr>
+        <w:t xml:space="preserve">(r2, r2_col)</w:t>
+      </w:r>
+      <w:r>
+        <w:br/>
+      </w:r>
+      <w:r>
+        <w:rPr>
+          <w:rStyle w:val="NormalTok"/>
+        </w:rPr>
+        <w:t xml:space="preserve">  mape_col </w:t>
+      </w:r>
+      <w:r>
+        <w:rPr>
+          <w:rStyle w:val="OtherTok"/>
+        </w:rPr>
+        <w:t xml:space="preserve">&lt;-</w:t>
+      </w:r>
+      <w:r>
+        <w:rPr>
+          <w:rStyle w:val="NormalTok"/>
+        </w:rPr>
+        <w:t xml:space="preserve"> </w:t>
+      </w:r>
+      <w:r>
+        <w:rPr>
+          <w:rStyle w:val="FunctionTok"/>
+        </w:rPr>
+        <w:t xml:space="preserve">mean</w:t>
+      </w:r>
+      <w:r>
+        <w:rPr>
+          <w:rStyle w:val="NormalTok"/>
+        </w:rPr>
+        <w:t xml:space="preserve">((</w:t>
+      </w:r>
+      <w:r>
+        <w:rPr>
+          <w:rStyle w:val="FunctionTok"/>
+        </w:rPr>
+        <w:t xml:space="preserve">abs</w:t>
+      </w:r>
+      <w:r>
+        <w:rPr>
+          <w:rStyle w:val="NormalTok"/>
+        </w:rPr>
+        <w:t xml:space="preserve">((result[col] </w:t>
+      </w:r>
+      <w:r>
+        <w:rPr>
+          <w:rStyle w:val="SpecialCharTok"/>
+        </w:rPr>
+        <w:t xml:space="preserve">-</w:t>
+      </w:r>
+      <w:r>
+        <w:rPr>
+          <w:rStyle w:val="NormalTok"/>
+        </w:rPr>
+        <w:t xml:space="preserve"> test[col]))</w:t>
+      </w:r>
+      <w:r>
+        <w:rPr>
+          <w:rStyle w:val="SpecialCharTok"/>
+        </w:rPr>
+        <w:t xml:space="preserve">/</w:t>
+      </w:r>
+      <w:r>
+        <w:rPr>
+          <w:rStyle w:val="NormalTok"/>
+        </w:rPr>
+        <w:t xml:space="preserve">test[col])[[col]])</w:t>
+      </w:r>
+      <w:r>
+        <w:br/>
+      </w:r>
+      <w:r>
+        <w:rPr>
+          <w:rStyle w:val="NormalTok"/>
+        </w:rPr>
+        <w:t xml:space="preserve">  mape </w:t>
+      </w:r>
+      <w:r>
+        <w:rPr>
+          <w:rStyle w:val="OtherTok"/>
+        </w:rPr>
+        <w:t xml:space="preserve">&lt;-</w:t>
+      </w:r>
+      <w:r>
+        <w:rPr>
+          <w:rStyle w:val="NormalTok"/>
+        </w:rPr>
+        <w:t xml:space="preserve"> </w:t>
+      </w:r>
+      <w:r>
+        <w:rPr>
+          <w:rStyle w:val="FunctionTok"/>
+        </w:rPr>
+        <w:t xml:space="preserve">append</w:t>
+      </w:r>
+      <w:r>
+        <w:rPr>
+          <w:rStyle w:val="NormalTok"/>
+        </w:rPr>
+        <w:t xml:space="preserve">(mape, mape_col)</w:t>
+      </w:r>
+      <w:r>
+        <w:br/>
+      </w:r>
+      <w:r>
+        <w:rPr>
+          <w:rStyle w:val="NormalTok"/>
+        </w:rPr>
+        <w:t xml:space="preserve">  </w:t>
+      </w:r>
+      <w:r>
+        <w:rPr>
+          <w:rStyle w:val="FunctionTok"/>
+        </w:rPr>
+        <w:t xml:space="preserve">print</w:t>
+      </w:r>
+      <w:r>
+        <w:rPr>
+          <w:rStyle w:val="NormalTok"/>
+        </w:rPr>
+        <w:t xml:space="preserve">(</w:t>
+      </w:r>
+      <w:r>
+        <w:rPr>
+          <w:rStyle w:val="FunctionTok"/>
+        </w:rPr>
+        <w:t xml:space="preserve">paste</w:t>
+      </w:r>
+      <w:r>
+        <w:rPr>
+          <w:rStyle w:val="NormalTok"/>
+        </w:rPr>
+        <w:t xml:space="preserve">(col, </w:t>
+      </w:r>
+      <w:r>
+        <w:rPr>
+          <w:rStyle w:val="StringTok"/>
+        </w:rPr>
+        <w:t xml:space="preserve">'R2 test:'</w:t>
+      </w:r>
+      <w:r>
+        <w:rPr>
+          <w:rStyle w:val="NormalTok"/>
+        </w:rPr>
+        <w:t xml:space="preserve">, r2_col, </w:t>
+      </w:r>
+      <w:r>
+        <w:rPr>
+          <w:rStyle w:val="StringTok"/>
+        </w:rPr>
+        <w:t xml:space="preserve">'MAPE:'</w:t>
+      </w:r>
+      <w:r>
+        <w:rPr>
+          <w:rStyle w:val="NormalTok"/>
+        </w:rPr>
+        <w:t xml:space="preserve">, mape_col))</w:t>
+      </w:r>
+      <w:r>
+        <w:br/>
+      </w:r>
+      <w:r>
+        <w:rPr>
+          <w:rStyle w:val="NormalTok"/>
+        </w:rPr>
+        <w:t xml:space="preserve">}</w:t>
+      </w:r>
+    </w:p>
+    <w:p>
+      <w:pPr>
+        <w:pStyle w:val="SourceCode"/>
+      </w:pPr>
+      <w:r>
+        <w:rPr>
+          <w:rStyle w:val="VerbatimChar"/>
+        </w:rPr>
+        <w:t xml:space="preserve">## [1] "t4 R2 test: 0.999474784014876 MAPE: 0.00280312571136219"</w:t>
+      </w:r>
+      <w:r>
+        <w:br/>
+      </w:r>
+      <w:r>
+        <w:rPr>
+          <w:rStyle w:val="VerbatimChar"/>
+        </w:rPr>
+        <w:t xml:space="preserve">## [1] "t3 R2 test: 0.997487503753364 MAPE: 0.00656006860079416"</w:t>
+      </w:r>
+      <w:r>
+        <w:br/>
+      </w:r>
+      <w:r>
+        <w:rPr>
+          <w:rStyle w:val="VerbatimChar"/>
+        </w:rPr>
+        <w:t xml:space="preserve">## [1] "t2 R2 test: 0.99972766598875 MAPE: 0.00311936603445092"</w:t>
+      </w:r>
+      <w:r>
+        <w:br/>
+      </w:r>
+      <w:r>
+        <w:rPr>
+          <w:rStyle w:val="VerbatimChar"/>
+        </w:rPr>
+        <w:t xml:space="preserve">## [1] "t1 R2 test: 0.999221758863648 MAPE: 0.0105530058667529"</w:t>
+      </w:r>
+      <w:r>
+        <w:br/>
+      </w:r>
+      <w:r>
+        <w:rPr>
+          <w:rStyle w:val="VerbatimChar"/>
+        </w:rPr>
+        <w:t xml:space="preserve">## [1] "t0 R2 test: 0.999768833972017 MAPE: 0.00938163447516796"</w:t>
+      </w:r>
+    </w:p>
+    <w:p>
+      <w:pPr>
+        <w:pStyle w:val="SourceCode"/>
+      </w:pPr>
+      <w:r>
+        <w:rPr>
+          <w:rStyle w:val="FunctionTok"/>
+        </w:rPr>
+        <w:t xml:space="preserve">print</w:t>
+      </w:r>
+      <w:r>
+        <w:rPr>
+          <w:rStyle w:val="NormalTok"/>
+        </w:rPr>
+        <w:t xml:space="preserve">(</w:t>
+      </w:r>
+      <w:r>
+        <w:rPr>
+          <w:rStyle w:val="FunctionTok"/>
+        </w:rPr>
+        <w:t xml:space="preserve">paste</w:t>
+      </w:r>
+      <w:r>
+        <w:rPr>
+          <w:rStyle w:val="NormalTok"/>
+        </w:rPr>
+        <w:t xml:space="preserve">(</w:t>
+      </w:r>
+      <w:r>
+        <w:rPr>
+          <w:rStyle w:val="StringTok"/>
+        </w:rPr>
+        <w:t xml:space="preserve">'Means R2 test:'</w:t>
+      </w:r>
+      <w:r>
+        <w:rPr>
+          <w:rStyle w:val="NormalTok"/>
+        </w:rPr>
+        <w:t xml:space="preserve">, </w:t>
+      </w:r>
+      <w:r>
+        <w:rPr>
+          <w:rStyle w:val="FunctionTok"/>
+        </w:rPr>
+        <w:t xml:space="preserve">mean</w:t>
+      </w:r>
+      <w:r>
+        <w:rPr>
+          <w:rStyle w:val="NormalTok"/>
+        </w:rPr>
+        <w:t xml:space="preserve">(r2), </w:t>
+      </w:r>
+      <w:r>
+        <w:rPr>
+          <w:rStyle w:val="StringTok"/>
+        </w:rPr>
+        <w:t xml:space="preserve">'MAPE:'</w:t>
+      </w:r>
+      <w:r>
+        <w:rPr>
+          <w:rStyle w:val="NormalTok"/>
+        </w:rPr>
+        <w:t xml:space="preserve">, </w:t>
+      </w:r>
+      <w:r>
+        <w:rPr>
+          <w:rStyle w:val="FunctionTok"/>
+        </w:rPr>
+        <w:t xml:space="preserve">mean</w:t>
+      </w:r>
+      <w:r>
+        <w:rPr>
+          <w:rStyle w:val="NormalTok"/>
+        </w:rPr>
+        <w:t xml:space="preserve">(mape)))</w:t>
+      </w:r>
+    </w:p>
+    <w:p>
+      <w:pPr>
+        <w:pStyle w:val="SourceCode"/>
+      </w:pPr>
+      <w:r>
+        <w:rPr>
+          <w:rStyle w:val="VerbatimChar"/>
+        </w:rPr>
+        <w:t xml:space="preserve">## [1] "Means R2 test: 0.999136109318531 MAPE: 0.00648344013770563"</w:t>
       </w:r>
     </w:p>
     <w:p>

--- a/examples/autoencoder/doc/21_autoenc_ed_static_patience.docx
+++ b/examples/autoencoder/doc/21_autoenc_ed_static_patience.docx
@@ -45,6 +45,45 @@
       </w:pPr>
       <w:r>
         <w:rPr>
+          <w:rStyle w:val="FunctionTok"/>
+        </w:rPr>
+        <w:t xml:space="preserve">source</w:t>
+      </w:r>
+      <w:r>
+        <w:rPr>
+          <w:rStyle w:val="NormalTok"/>
+        </w:rPr>
+        <w:t xml:space="preserve">(</w:t>
+      </w:r>
+      <w:r>
+        <w:rPr>
+          <w:rStyle w:val="FunctionTok"/>
+        </w:rPr>
+        <w:t xml:space="preserve">url</w:t>
+      </w:r>
+      <w:r>
+        <w:rPr>
+          <w:rStyle w:val="NormalTok"/>
+        </w:rPr>
+        <w:t xml:space="preserve">(</w:t>
+      </w:r>
+      <w:r>
+        <w:rPr>
+          <w:rStyle w:val="StringTok"/>
+        </w:rPr>
+        <w:t xml:space="preserve">"https://raw.githubusercontent.com/cefet-rj-dal/daltoolboxdp/main/examples/seed.R"</w:t>
+      </w:r>
+      <w:r>
+        <w:rPr>
+          <w:rStyle w:val="NormalTok"/>
+        </w:rPr>
+        <w:t xml:space="preserve">))</w:t>
+      </w:r>
+      <w:r>
+        <w:br/>
+      </w:r>
+      <w:r>
+        <w:rPr>
           <w:rStyle w:val="CommentTok"/>
         </w:rPr>
         <w:t xml:space="preserve"># Installing packages</w:t>
@@ -280,6 +319,21 @@
       </w:r>
       <w:r>
         <w:rPr>
+          <w:rStyle w:val="FunctionTok"/>
+        </w:rPr>
+        <w:t xml:space="preserve">set_example_seed</w:t>
+      </w:r>
+      <w:r>
+        <w:rPr>
+          <w:rStyle w:val="NormalTok"/>
+        </w:rPr>
+        <w:t xml:space="preserve">()</w:t>
+      </w:r>
+      <w:r>
+        <w:br/>
+      </w:r>
+      <w:r>
+        <w:rPr>
           <w:rStyle w:val="NormalTok"/>
         </w:rPr>
         <w:t xml:space="preserve">preproc </w:t>
@@ -753,6 +807,21 @@
       </w:r>
       <w:r>
         <w:rPr>
+          <w:rStyle w:val="FunctionTok"/>
+        </w:rPr>
+        <w:t xml:space="preserve">set_example_seed</w:t>
+      </w:r>
+      <w:r>
+        <w:rPr>
+          <w:rStyle w:val="NormalTok"/>
+        </w:rPr>
+        <w:t xml:space="preserve">()</w:t>
+      </w:r>
+      <w:r>
+        <w:br/>
+      </w:r>
+      <w:r>
+        <w:rPr>
           <w:rStyle w:val="NormalTok"/>
         </w:rPr>
         <w:t xml:space="preserve">auto </w:t>
@@ -911,7 +980,7 @@
         <w:rPr>
           <w:rStyle w:val="VerbatimChar"/>
         </w:rPr>
-        <w:t xml:space="preserve">## [1] 300</w:t>
+        <w:t xml:space="preserve">## [1] 197</w:t>
       </w:r>
     </w:p>
     <w:p>
@@ -1395,7 +1464,7 @@
               <a:graphicData uri="http://schemas.openxmlformats.org/drawingml/2006/picture">
                 <pic:pic>
                   <pic:nvPicPr>
-                    <pic:cNvPr descr="/home/gpca/daltoolboxdp/examples/autoencoder/doc/21_autoenc_ed_static_patience_files/7f881ff72a86947d3ed31514b12aada37c5ddaa8.png" id="11" name="Picture"/>
+                    <pic:cNvPr descr="/home/gpca/daltoolboxdp/examples/autoencoder/doc/21_autoenc_ed_static_patience_files/c49d5f6a7f6298202406ab49ccd188073d745c7a.png" id="11" name="Picture"/>
                     <pic:cNvPicPr>
                       <a:picLocks noChangeArrowheads="1" noChangeAspect="1"/>
                     </pic:cNvPicPr>
@@ -1682,7 +1751,7 @@
         <w:rPr>
           <w:rStyle w:val="VerbatimChar"/>
         </w:rPr>
-        <w:t xml:space="preserve">## 1 0.7262827 0.8230802 0.9121844 0.9636005 0.9935867</w:t>
+        <w:t xml:space="preserve">## 1 0.7336283 0.8319292 0.9209017 0.9691307 0.9876722</w:t>
       </w:r>
       <w:r>
         <w:br/>
@@ -1691,7 +1760,7 @@
         <w:rPr>
           <w:rStyle w:val="VerbatimChar"/>
         </w:rPr>
-        <w:t xml:space="preserve">## 2 0.8251619 0.9052964 0.9696078 0.9902289 0.9902962</w:t>
+        <w:t xml:space="preserve">## 2 0.8350253 0.9173567 0.9854321 0.9983891 0.9879594</w:t>
       </w:r>
       <w:r>
         <w:br/>
@@ -1700,7 +1769,7 @@
         <w:rPr>
           <w:rStyle w:val="VerbatimChar"/>
         </w:rPr>
-        <w:t xml:space="preserve">## 3 0.9040825 0.9652139 0.9996211 0.9901654 0.9586834</w:t>
+        <w:t xml:space="preserve">## 3 0.9121083 0.9766798 1.0182877 0.9987543 0.9641997</w:t>
       </w:r>
       <w:r>
         <w:br/>
@@ -1709,7 +1778,7 @@
         <w:rPr>
           <w:rStyle w:val="VerbatimChar"/>
         </w:rPr>
-        <w:t xml:space="preserve">## 4 0.9657982 0.9970065 0.9988040 0.9571426 0.8954175</w:t>
+        <w:t xml:space="preserve">## 4 0.9632430 1.0085741 1.0154943 0.9662253 0.9107268</w:t>
       </w:r>
       <w:r>
         <w:br/>
@@ -1718,7 +1787,7 @@
         <w:rPr>
           <w:rStyle w:val="VerbatimChar"/>
         </w:rPr>
-        <w:t xml:space="preserve">## 5 0.9962200 0.9944488 0.9606155 0.9002054 0.8145471</w:t>
+        <w:t xml:space="preserve">## 5 0.9849010 1.0047194 0.9772289 0.9057822 0.8213835</w:t>
       </w:r>
       <w:r>
         <w:br/>
@@ -1727,7 +1796,7 @@
         <w:rPr>
           <w:rStyle w:val="VerbatimChar"/>
         </w:rPr>
-        <w:t xml:space="preserve">## 6 0.9940477 0.9632283 0.8936421 0.8173189 0.7103570</w:t>
+        <w:t xml:space="preserve">## 6 0.9848116 0.9693526 0.9083125 0.8149501 0.7110173</w:t>
       </w:r>
     </w:p>
     <w:p>
@@ -2100,7 +2169,7 @@
         <w:rPr>
           <w:rStyle w:val="VerbatimChar"/>
         </w:rPr>
-        <w:t xml:space="preserve">## [1] "t4 R2 test: 0.999474784014876 MAPE: 0.00280312571136219"</w:t>
+        <w:t xml:space="preserve">## [1] "t4 R2 test: 0.996175463448977 MAPE: 0.00798265484143907"</w:t>
       </w:r>
       <w:r>
         <w:br/>
@@ -2109,7 +2178,7 @@
         <w:rPr>
           <w:rStyle w:val="VerbatimChar"/>
         </w:rPr>
-        <w:t xml:space="preserve">## [1] "t3 R2 test: 0.997487503753364 MAPE: 0.00656006860079416"</w:t>
+        <w:t xml:space="preserve">## [1] "t3 R2 test: 0.998168455422267 MAPE: 0.0108019117758985"</w:t>
       </w:r>
       <w:r>
         <w:br/>
@@ -2118,7 +2187,7 @@
         <w:rPr>
           <w:rStyle w:val="VerbatimChar"/>
         </w:rPr>
-        <w:t xml:space="preserve">## [1] "t2 R2 test: 0.99972766598875 MAPE: 0.00311936603445092"</w:t>
+        <w:t xml:space="preserve">## [1] "t2 R2 test: 0.999852411632471 MAPE: 0.0274526485703534"</w:t>
       </w:r>
       <w:r>
         <w:br/>
@@ -2127,7 +2196,7 @@
         <w:rPr>
           <w:rStyle w:val="VerbatimChar"/>
         </w:rPr>
-        <w:t xml:space="preserve">## [1] "t1 R2 test: 0.999221758863648 MAPE: 0.0105530058667529"</w:t>
+        <w:t xml:space="preserve">## [1] "t1 R2 test: 0.999883224324138 MAPE: 0.00310614693159905"</w:t>
       </w:r>
       <w:r>
         <w:br/>
@@ -2136,7 +2205,7 @@
         <w:rPr>
           <w:rStyle w:val="VerbatimChar"/>
         </w:rPr>
-        <w:t xml:space="preserve">## [1] "t0 R2 test: 0.999768833972017 MAPE: 0.00938163447516796"</w:t>
+        <w:t xml:space="preserve">## [1] "t0 R2 test: 0.998926597391009 MAPE: 0.0221510113657126"</w:t>
       </w:r>
     </w:p>
     <w:p>
@@ -2224,7 +2293,7 @@
         <w:rPr>
           <w:rStyle w:val="VerbatimChar"/>
         </w:rPr>
-        <w:t xml:space="preserve">## [1] "Means R2 test: 0.999136109318531 MAPE: 0.00648344013770563"</w:t>
+        <w:t xml:space="preserve">## [1] "Means R2 test: 0.998601230443772 MAPE: 0.0142988746970005"</w:t>
       </w:r>
     </w:p>
     <w:p>

--- a/examples/autoencoder/doc/21_autoenc_ed_static_patience.docx
+++ b/examples/autoencoder/doc/21_autoenc_ed_static_patience.docx
@@ -980,7 +980,7 @@
         <w:rPr>
           <w:rStyle w:val="VerbatimChar"/>
         </w:rPr>
-        <w:t xml:space="preserve">## [1] 197</w:t>
+        <w:t xml:space="preserve">## [1] 240</w:t>
       </w:r>
     </w:p>
     <w:p>
@@ -1464,7 +1464,7 @@
               <a:graphicData uri="http://schemas.openxmlformats.org/drawingml/2006/picture">
                 <pic:pic>
                   <pic:nvPicPr>
-                    <pic:cNvPr descr="/home/gpca/daltoolboxdp/examples/autoencoder/doc/21_autoenc_ed_static_patience_files/c49d5f6a7f6298202406ab49ccd188073d745c7a.png" id="11" name="Picture"/>
+                    <pic:cNvPr descr="/home/gpca/daltoolboxdp/examples/autoencoder/doc/21_autoenc_ed_static_patience_files/1c46a5a4bcbc61880ad7bb9e93bccf54f96923db.png" id="11" name="Picture"/>
                     <pic:cNvPicPr>
                       <a:picLocks noChangeArrowheads="1" noChangeAspect="1"/>
                     </pic:cNvPicPr>
@@ -1751,7 +1751,7 @@
         <w:rPr>
           <w:rStyle w:val="VerbatimChar"/>
         </w:rPr>
-        <w:t xml:space="preserve">## 1 0.7336283 0.8319292 0.9209017 0.9691307 0.9876722</w:t>
+        <w:t xml:space="preserve">## 1 0.7330380 0.8297507 0.9185218 0.9746351 0.9867502</w:t>
       </w:r>
       <w:r>
         <w:br/>
@@ -1760,7 +1760,7 @@
         <w:rPr>
           <w:rStyle w:val="VerbatimChar"/>
         </w:rPr>
-        <w:t xml:space="preserve">## 2 0.8350253 0.9173567 0.9854321 0.9983891 0.9879594</w:t>
+        <w:t xml:space="preserve">## 2 0.8385208 0.9098399 0.9827552 1.0000149 0.9859640</w:t>
       </w:r>
       <w:r>
         <w:br/>
@@ -1769,7 +1769,7 @@
         <w:rPr>
           <w:rStyle w:val="VerbatimChar"/>
         </w:rPr>
-        <w:t xml:space="preserve">## 3 0.9121083 0.9766798 1.0182877 0.9987543 0.9641997</w:t>
+        <w:t xml:space="preserve">## 3 0.9209044 0.9670896 1.0149868 0.9923974 0.9553221</w:t>
       </w:r>
       <w:r>
         <w:br/>
@@ -1778,7 +1778,7 @@
         <w:rPr>
           <w:rStyle w:val="VerbatimChar"/>
         </w:rPr>
-        <w:t xml:space="preserve">## 4 0.9632430 1.0085741 1.0154943 0.9662253 0.9107268</w:t>
+        <w:t xml:space="preserve">## 4 0.9753103 0.9965799 1.0122336 0.9533678 0.8971196</w:t>
       </w:r>
       <w:r>
         <w:br/>
@@ -1787,7 +1787,7 @@
         <w:rPr>
           <w:rStyle w:val="VerbatimChar"/>
         </w:rPr>
-        <w:t xml:space="preserve">## 5 0.9849010 1.0047194 0.9772289 0.9057822 0.8213835</w:t>
+        <w:t xml:space="preserve">## 5 1.0004560 0.9914379 0.9703539 0.8896878 0.8147296</w:t>
       </w:r>
       <w:r>
         <w:br/>
@@ -1796,7 +1796,7 @@
         <w:rPr>
           <w:rStyle w:val="VerbatimChar"/>
         </w:rPr>
-        <w:t xml:space="preserve">## 6 0.9848116 0.9693526 0.9083125 0.8149501 0.7110173</w:t>
+        <w:t xml:space="preserve">## 6 0.9981577 0.9573862 0.8962284 0.8071150 0.7131080</w:t>
       </w:r>
     </w:p>
     <w:p>
@@ -2169,7 +2169,7 @@
         <w:rPr>
           <w:rStyle w:val="VerbatimChar"/>
         </w:rPr>
-        <w:t xml:space="preserve">## [1] "t4 R2 test: 0.996175463448977 MAPE: 0.00798265484143907"</w:t>
+        <w:t xml:space="preserve">## [1] "t4 R2 test: 0.994890998280686 MAPE: 0.00788729172770343"</w:t>
       </w:r>
       <w:r>
         <w:br/>
@@ -2178,7 +2178,7 @@
         <w:rPr>
           <w:rStyle w:val="VerbatimChar"/>
         </w:rPr>
-        <w:t xml:space="preserve">## [1] "t3 R2 test: 0.998168455422267 MAPE: 0.0108019117758985"</w:t>
+        <w:t xml:space="preserve">## [1] "t3 R2 test: 0.998309649698956 MAPE: 0.0104578444880905"</w:t>
       </w:r>
       <w:r>
         <w:br/>
@@ -2187,7 +2187,7 @@
         <w:rPr>
           <w:rStyle w:val="VerbatimChar"/>
         </w:rPr>
-        <w:t xml:space="preserve">## [1] "t2 R2 test: 0.999852411632471 MAPE: 0.0274526485703534"</w:t>
+        <w:t xml:space="preserve">## [1] "t2 R2 test: 0.999617745118104 MAPE: 0.0279399757494025"</w:t>
       </w:r>
       <w:r>
         <w:br/>
@@ -2196,7 +2196,7 @@
         <w:rPr>
           <w:rStyle w:val="VerbatimChar"/>
         </w:rPr>
-        <w:t xml:space="preserve">## [1] "t1 R2 test: 0.999883224324138 MAPE: 0.00310614693159905"</w:t>
+        <w:t xml:space="preserve">## [1] "t1 R2 test: 0.998726374472593 MAPE: 0.0219228451450695"</w:t>
       </w:r>
       <w:r>
         <w:br/>
@@ -2205,7 +2205,7 @@
         <w:rPr>
           <w:rStyle w:val="VerbatimChar"/>
         </w:rPr>
-        <w:t xml:space="preserve">## [1] "t0 R2 test: 0.998926597391009 MAPE: 0.0221510113657126"</w:t>
+        <w:t xml:space="preserve">## [1] "t0 R2 test: 0.999800640995379 MAPE: 0.0234242222948628"</w:t>
       </w:r>
     </w:p>
     <w:p>
@@ -2293,7 +2293,7 @@
         <w:rPr>
           <w:rStyle w:val="VerbatimChar"/>
         </w:rPr>
-        <w:t xml:space="preserve">## [1] "Means R2 test: 0.998601230443772 MAPE: 0.0142988746970005"</w:t>
+        <w:t xml:space="preserve">## [1] "Means R2 test: 0.998269081713144 MAPE: 0.0183264358810257"</w:t>
       </w:r>
     </w:p>
     <w:p>

--- a/examples/autoencoder/doc/21_autoenc_ed_static_patience.docx
+++ b/examples/autoencoder/doc/21_autoenc_ed_static_patience.docx
@@ -980,7 +980,7 @@
         <w:rPr>
           <w:rStyle w:val="VerbatimChar"/>
         </w:rPr>
-        <w:t xml:space="preserve">## [1] 240</w:t>
+        <w:t xml:space="preserve">## [1] 220</w:t>
       </w:r>
     </w:p>
     <w:p>
@@ -1464,7 +1464,7 @@
               <a:graphicData uri="http://schemas.openxmlformats.org/drawingml/2006/picture">
                 <pic:pic>
                   <pic:nvPicPr>
-                    <pic:cNvPr descr="/home/gpca/daltoolboxdp/examples/autoencoder/doc/21_autoenc_ed_static_patience_files/1c46a5a4bcbc61880ad7bb9e93bccf54f96923db.png" id="11" name="Picture"/>
+                    <pic:cNvPr descr="/home/gpca/daltoolboxdp/examples/autoencoder/doc/21_autoenc_ed_static_patience_files/c291efedf9d458060f732145b797609d44d4546a.png" id="11" name="Picture"/>
                     <pic:cNvPicPr>
                       <a:picLocks noChangeArrowheads="1" noChangeAspect="1"/>
                     </pic:cNvPicPr>
@@ -1751,7 +1751,7 @@
         <w:rPr>
           <w:rStyle w:val="VerbatimChar"/>
         </w:rPr>
-        <w:t xml:space="preserve">## 1 0.7330380 0.8297507 0.9185218 0.9746351 0.9867502</w:t>
+        <w:t xml:space="preserve">## 1 0.7328157 0.8337564 0.9149713 0.9757506 0.9887762</w:t>
       </w:r>
       <w:r>
         <w:br/>
@@ -1760,7 +1760,7 @@
         <w:rPr>
           <w:rStyle w:val="VerbatimChar"/>
         </w:rPr>
-        <w:t xml:space="preserve">## 2 0.8385208 0.9098399 0.9827552 1.0000149 0.9859640</w:t>
+        <w:t xml:space="preserve">## 2 0.8337387 0.9110261 0.9802898 1.0000912 0.9900860</w:t>
       </w:r>
       <w:r>
         <w:br/>
@@ -1769,7 +1769,7 @@
         <w:rPr>
           <w:rStyle w:val="VerbatimChar"/>
         </w:rPr>
-        <w:t xml:space="preserve">## 3 0.9209044 0.9670896 1.0149868 0.9923974 0.9553221</w:t>
+        <w:t xml:space="preserve">## 3 0.9132395 0.9664812 1.0154240 0.9914287 0.9618345</w:t>
       </w:r>
       <w:r>
         <w:br/>
@@ -1778,7 +1778,7 @@
         <w:rPr>
           <w:rStyle w:val="VerbatimChar"/>
         </w:rPr>
-        <w:t xml:space="preserve">## 4 0.9753103 0.9965799 1.0122336 0.9533678 0.8971196</w:t>
+        <w:t xml:space="preserve">## 4 0.9674625 0.9955186 1.0162576 0.9510264 0.9020799</w:t>
       </w:r>
       <w:r>
         <w:br/>
@@ -1787,7 +1787,7 @@
         <w:rPr>
           <w:rStyle w:val="VerbatimChar"/>
         </w:rPr>
-        <w:t xml:space="preserve">## 5 1.0004560 0.9914379 0.9703539 0.8896878 0.8147296</w:t>
+        <w:t xml:space="preserve">## 5 0.9935607 0.9914650 0.9790579 0.8850672 0.8165067</w:t>
       </w:r>
       <w:r>
         <w:br/>
@@ -1796,7 +1796,7 @@
         <w:rPr>
           <w:rStyle w:val="VerbatimChar"/>
         </w:rPr>
-        <w:t xml:space="preserve">## 6 0.9981577 0.9573862 0.8962284 0.8071150 0.7131080</w:t>
+        <w:t xml:space="preserve">## 6 0.9946659 0.9575595 0.9081933 0.8013715 0.7092072</w:t>
       </w:r>
     </w:p>
     <w:p>
@@ -2169,7 +2169,7 @@
         <w:rPr>
           <w:rStyle w:val="VerbatimChar"/>
         </w:rPr>
-        <w:t xml:space="preserve">## [1] "t4 R2 test: 0.994890998280686 MAPE: 0.00788729172770343"</w:t>
+        <w:t xml:space="preserve">## [1] "t4 R2 test: 0.997185257761074 MAPE: 0.0056384137784752"</w:t>
       </w:r>
       <w:r>
         <w:br/>
@@ -2178,7 +2178,7 @@
         <w:rPr>
           <w:rStyle w:val="VerbatimChar"/>
         </w:rPr>
-        <w:t xml:space="preserve">## [1] "t3 R2 test: 0.998309649698956 MAPE: 0.0104578444880905"</w:t>
+        <w:t xml:space="preserve">## [1] "t3 R2 test: 0.997301968801935 MAPE: 0.00717979260194877"</w:t>
       </w:r>
       <w:r>
         <w:br/>
@@ -2187,7 +2187,7 @@
         <w:rPr>
           <w:rStyle w:val="VerbatimChar"/>
         </w:rPr>
-        <w:t xml:space="preserve">## [1] "t2 R2 test: 0.999617745118104 MAPE: 0.0279399757494025"</w:t>
+        <w:t xml:space="preserve">## [1] "t2 R2 test: 0.999768121569177 MAPE: 0.0212359740765632"</w:t>
       </w:r>
       <w:r>
         <w:br/>
@@ -2196,7 +2196,7 @@
         <w:rPr>
           <w:rStyle w:val="VerbatimChar"/>
         </w:rPr>
-        <w:t xml:space="preserve">## [1] "t1 R2 test: 0.998726374472593 MAPE: 0.0219228451450695"</w:t>
+        <w:t xml:space="preserve">## [1] "t1 R2 test: 0.99899416043616 MAPE: 0.00986191536208042"</w:t>
       </w:r>
       <w:r>
         <w:br/>
@@ -2205,7 +2205,7 @@
         <w:rPr>
           <w:rStyle w:val="VerbatimChar"/>
         </w:rPr>
-        <w:t xml:space="preserve">## [1] "t0 R2 test: 0.999800640995379 MAPE: 0.0234242222948628"</w:t>
+        <w:t xml:space="preserve">## [1] "t0 R2 test: 0.999392433838425 MAPE: 0.0160481172307995"</w:t>
       </w:r>
     </w:p>
     <w:p>
@@ -2293,7 +2293,7 @@
         <w:rPr>
           <w:rStyle w:val="VerbatimChar"/>
         </w:rPr>
-        <w:t xml:space="preserve">## [1] "Means R2 test: 0.998269081713144 MAPE: 0.0183264358810257"</w:t>
+        <w:t xml:space="preserve">## [1] "Means R2 test: 0.998528388481354 MAPE: 0.0119928426099734"</w:t>
       </w:r>
     </w:p>
     <w:p>

--- a/examples/autoencoder/doc/21_autoenc_ed_static_patience.docx
+++ b/examples/autoencoder/doc/21_autoenc_ed_static_patience.docx
@@ -980,7 +980,7 @@
         <w:rPr>
           <w:rStyle w:val="VerbatimChar"/>
         </w:rPr>
-        <w:t xml:space="preserve">## [1] 220</w:t>
+        <w:t xml:space="preserve">## [1] 240</w:t>
       </w:r>
     </w:p>
     <w:p>
@@ -1464,7 +1464,7 @@
               <a:graphicData uri="http://schemas.openxmlformats.org/drawingml/2006/picture">
                 <pic:pic>
                   <pic:nvPicPr>
-                    <pic:cNvPr descr="/home/gpca/daltoolboxdp/examples/autoencoder/doc/21_autoenc_ed_static_patience_files/c291efedf9d458060f732145b797609d44d4546a.png" id="11" name="Picture"/>
+                    <pic:cNvPr descr="/home/gpca/daltoolboxdp/examples/autoencoder/doc/21_autoenc_ed_static_patience_files/fba243085a30da6097ee6e145252dd4f7ec03b29.png" id="11" name="Picture"/>
                     <pic:cNvPicPr>
                       <a:picLocks noChangeArrowheads="1" noChangeAspect="1"/>
                     </pic:cNvPicPr>
@@ -1751,7 +1751,7 @@
         <w:rPr>
           <w:rStyle w:val="VerbatimChar"/>
         </w:rPr>
-        <w:t xml:space="preserve">## 1 0.7328157 0.8337564 0.9149713 0.9757506 0.9887762</w:t>
+        <w:t xml:space="preserve">## 1 0.7310318 0.8257255 0.9168370 0.9730195 0.9941955</w:t>
       </w:r>
       <w:r>
         <w:br/>
@@ -1760,7 +1760,7 @@
         <w:rPr>
           <w:rStyle w:val="VerbatimChar"/>
         </w:rPr>
-        <w:t xml:space="preserve">## 2 0.8337387 0.9110261 0.9802898 1.0000912 0.9900860</w:t>
+        <w:t xml:space="preserve">## 2 0.8344545 0.9099026 0.9814894 0.9948436 0.9892287</w:t>
       </w:r>
       <w:r>
         <w:br/>
@@ -1769,7 +1769,7 @@
         <w:rPr>
           <w:rStyle w:val="VerbatimChar"/>
         </w:rPr>
-        <w:t xml:space="preserve">## 3 0.9132395 0.9664812 1.0154240 0.9914287 0.9618345</w:t>
+        <w:t xml:space="preserve">## 3 0.9151371 0.9638311 1.0093251 0.9892784 0.9555112</w:t>
       </w:r>
       <w:r>
         <w:br/>
@@ -1778,7 +1778,7 @@
         <w:rPr>
           <w:rStyle w:val="VerbatimChar"/>
         </w:rPr>
-        <w:t xml:space="preserve">## 4 0.9674625 0.9955186 1.0162576 0.9510264 0.9020799</w:t>
+        <w:t xml:space="preserve">## 4 0.9688832 0.9921578 1.0067092 0.9548280 0.8950937</w:t>
       </w:r>
       <w:r>
         <w:br/>
@@ -1787,7 +1787,7 @@
         <w:rPr>
           <w:rStyle w:val="VerbatimChar"/>
         </w:rPr>
-        <w:t xml:space="preserve">## 5 0.9935607 0.9914650 0.9790579 0.8850672 0.8165067</w:t>
+        <w:t xml:space="preserve">## 5 0.9921502 0.9891688 0.9693341 0.8962277 0.8136555</w:t>
       </w:r>
       <w:r>
         <w:br/>
@@ -1796,7 +1796,7 @@
         <w:rPr>
           <w:rStyle w:val="VerbatimChar"/>
         </w:rPr>
-        <w:t xml:space="preserve">## 6 0.9946659 0.9575595 0.9081933 0.8013715 0.7092072</w:t>
+        <w:t xml:space="preserve">## 6 0.9887730 0.9609286 0.9019271 0.8098266 0.7092687</w:t>
       </w:r>
     </w:p>
     <w:p>
@@ -2169,7 +2169,7 @@
         <w:rPr>
           <w:rStyle w:val="VerbatimChar"/>
         </w:rPr>
-        <w:t xml:space="preserve">## [1] "t4 R2 test: 0.997185257761074 MAPE: 0.0056384137784752"</w:t>
+        <w:t xml:space="preserve">## [1] "t4 R2 test: 0.997655368833435 MAPE: 0.00729412781497668"</w:t>
       </w:r>
       <w:r>
         <w:br/>
@@ -2178,7 +2178,7 @@
         <w:rPr>
           <w:rStyle w:val="VerbatimChar"/>
         </w:rPr>
-        <w:t xml:space="preserve">## [1] "t3 R2 test: 0.997301968801935 MAPE: 0.00717979260194877"</w:t>
+        <w:t xml:space="preserve">## [1] "t3 R2 test: 0.994512789854804 MAPE: 0.0116118284926808"</w:t>
       </w:r>
       <w:r>
         <w:br/>
@@ -2187,7 +2187,7 @@
         <w:rPr>
           <w:rStyle w:val="VerbatimChar"/>
         </w:rPr>
-        <w:t xml:space="preserve">## [1] "t2 R2 test: 0.999768121569177 MAPE: 0.0212359740765632"</w:t>
+        <w:t xml:space="preserve">## [1] "t2 R2 test: 0.999875873127878 MAPE: 0.0118347313310457"</w:t>
       </w:r>
       <w:r>
         <w:br/>
@@ -2196,7 +2196,7 @@
         <w:rPr>
           <w:rStyle w:val="VerbatimChar"/>
         </w:rPr>
-        <w:t xml:space="preserve">## [1] "t1 R2 test: 0.99899416043616 MAPE: 0.00986191536208042"</w:t>
+        <w:t xml:space="preserve">## [1] "t1 R2 test: 0.99973394643638 MAPE: 0.00851133523041399"</w:t>
       </w:r>
       <w:r>
         <w:br/>
@@ -2205,7 +2205,7 @@
         <w:rPr>
           <w:rStyle w:val="VerbatimChar"/>
         </w:rPr>
-        <w:t xml:space="preserve">## [1] "t0 R2 test: 0.999392433838425 MAPE: 0.0160481172307995"</w:t>
+        <w:t xml:space="preserve">## [1] "t0 R2 test: 0.999732874748062 MAPE: 0.00827952128053542"</w:t>
       </w:r>
     </w:p>
     <w:p>
@@ -2293,7 +2293,7 @@
         <w:rPr>
           <w:rStyle w:val="VerbatimChar"/>
         </w:rPr>
-        <w:t xml:space="preserve">## [1] "Means R2 test: 0.998528388481354 MAPE: 0.0119928426099734"</w:t>
+        <w:t xml:space="preserve">## [1] "Means R2 test: 0.998302170600112 MAPE: 0.00950630882993052"</w:t>
       </w:r>
     </w:p>
     <w:p>

--- a/examples/autoencoder/doc/21_autoenc_ed_static_patience.docx
+++ b/examples/autoencoder/doc/21_autoenc_ed_static_patience.docx
@@ -980,7 +980,7 @@
         <w:rPr>
           <w:rStyle w:val="VerbatimChar"/>
         </w:rPr>
-        <w:t xml:space="preserve">## [1] 240</w:t>
+        <w:t xml:space="preserve">## [1] 217</w:t>
       </w:r>
     </w:p>
     <w:p>
@@ -1464,7 +1464,7 @@
               <a:graphicData uri="http://schemas.openxmlformats.org/drawingml/2006/picture">
                 <pic:pic>
                   <pic:nvPicPr>
-                    <pic:cNvPr descr="/home/gpca/daltoolboxdp/examples/autoencoder/doc/21_autoenc_ed_static_patience_files/fba243085a30da6097ee6e145252dd4f7ec03b29.png" id="11" name="Picture"/>
+                    <pic:cNvPr descr="/home/gpca/daltoolboxdp/examples/autoencoder/doc/21_autoenc_ed_static_patience_files/607b8293a283aea03b91bcccb2a97b0c6140ffed.png" id="11" name="Picture"/>
                     <pic:cNvPicPr>
                       <a:picLocks noChangeArrowheads="1" noChangeAspect="1"/>
                     </pic:cNvPicPr>
@@ -1751,7 +1751,7 @@
         <w:rPr>
           <w:rStyle w:val="VerbatimChar"/>
         </w:rPr>
-        <w:t xml:space="preserve">## 1 0.7310318 0.8257255 0.9168370 0.9730195 0.9941955</w:t>
+        <w:t xml:space="preserve">## 1 0.7354892 0.8264568 0.9177819 0.9768259 0.9926214</w:t>
       </w:r>
       <w:r>
         <w:br/>
@@ -1760,7 +1760,7 @@
         <w:rPr>
           <w:rStyle w:val="VerbatimChar"/>
         </w:rPr>
-        <w:t xml:space="preserve">## 2 0.8344545 0.9099026 0.9814894 0.9948436 0.9892287</w:t>
+        <w:t xml:space="preserve">## 2 0.8320121 0.9048762 0.9786589 1.0013932 0.9931229</w:t>
       </w:r>
       <w:r>
         <w:br/>
@@ -1769,7 +1769,7 @@
         <w:rPr>
           <w:rStyle w:val="VerbatimChar"/>
         </w:rPr>
-        <w:t xml:space="preserve">## 3 0.9151371 0.9638311 1.0093251 0.9892784 0.9555112</w:t>
+        <w:t xml:space="preserve">## 3 0.9089835 0.9634216 1.0115721 0.9943529 0.9657586</w:t>
       </w:r>
       <w:r>
         <w:br/>
@@ -1778,7 +1778,7 @@
         <w:rPr>
           <w:rStyle w:val="VerbatimChar"/>
         </w:rPr>
-        <w:t xml:space="preserve">## 4 0.9688832 0.9921578 1.0067092 0.9548280 0.8950937</w:t>
+        <w:t xml:space="preserve">## 4 0.9601823 0.9933419 1.0097891 0.9571578 0.9117206</w:t>
       </w:r>
       <w:r>
         <w:br/>
@@ -1787,7 +1787,7 @@
         <w:rPr>
           <w:rStyle w:val="VerbatimChar"/>
         </w:rPr>
-        <w:t xml:space="preserve">## 5 0.9921502 0.9891688 0.9693341 0.8962277 0.8136555</w:t>
+        <w:t xml:space="preserve">## 5 0.9861274 0.9907009 0.9700634 0.8927096 0.8247788</w:t>
       </w:r>
       <w:r>
         <w:br/>
@@ -1796,7 +1796,7 @@
         <w:rPr>
           <w:rStyle w:val="VerbatimChar"/>
         </w:rPr>
-        <w:t xml:space="preserve">## 6 0.9887730 0.9609286 0.9019271 0.8098266 0.7092687</w:t>
+        <w:t xml:space="preserve">## 6 0.9851965 0.9601120 0.9023528 0.8036115 0.7103157</w:t>
       </w:r>
     </w:p>
     <w:p>
@@ -2169,7 +2169,7 @@
         <w:rPr>
           <w:rStyle w:val="VerbatimChar"/>
         </w:rPr>
-        <w:t xml:space="preserve">## [1] "t4 R2 test: 0.997655368833435 MAPE: 0.00729412781497668"</w:t>
+        <w:t xml:space="preserve">## [1] "t4 R2 test: 0.994910886361577 MAPE: 0.00924991734056646"</w:t>
       </w:r>
       <w:r>
         <w:br/>
@@ -2178,7 +2178,7 @@
         <w:rPr>
           <w:rStyle w:val="VerbatimChar"/>
         </w:rPr>
-        <w:t xml:space="preserve">## [1] "t3 R2 test: 0.994512789854804 MAPE: 0.0116118284926808"</w:t>
+        <w:t xml:space="preserve">## [1] "t3 R2 test: 0.994885509549231 MAPE: 0.0099583106465962"</w:t>
       </w:r>
       <w:r>
         <w:br/>
@@ -2187,7 +2187,7 @@
         <w:rPr>
           <w:rStyle w:val="VerbatimChar"/>
         </w:rPr>
-        <w:t xml:space="preserve">## [1] "t2 R2 test: 0.999875873127878 MAPE: 0.0118347313310457"</w:t>
+        <w:t xml:space="preserve">## [1] "t2 R2 test: 0.999812054556529 MAPE: 0.0190383747399623"</w:t>
       </w:r>
       <w:r>
         <w:br/>
@@ -2196,7 +2196,7 @@
         <w:rPr>
           <w:rStyle w:val="VerbatimChar"/>
         </w:rPr>
-        <w:t xml:space="preserve">## [1] "t1 R2 test: 0.99973394643638 MAPE: 0.00851133523041399"</w:t>
+        <w:t xml:space="preserve">## [1] "t1 R2 test: 0.99886622443434 MAPE: 0.0127834868590935"</w:t>
       </w:r>
       <w:r>
         <w:br/>
@@ -2205,7 +2205,7 @@
         <w:rPr>
           <w:rStyle w:val="VerbatimChar"/>
         </w:rPr>
-        <w:t xml:space="preserve">## [1] "t0 R2 test: 0.999732874748062 MAPE: 0.00827952128053542"</w:t>
+        <w:t xml:space="preserve">## [1] "t0 R2 test: 0.999449868796268 MAPE: 0.0161203554397081"</w:t>
       </w:r>
     </w:p>
     <w:p>
@@ -2293,7 +2293,7 @@
         <w:rPr>
           <w:rStyle w:val="VerbatimChar"/>
         </w:rPr>
-        <w:t xml:space="preserve">## [1] "Means R2 test: 0.998302170600112 MAPE: 0.00950630882993052"</w:t>
+        <w:t xml:space="preserve">## [1] "Means R2 test: 0.997584908739589 MAPE: 0.0134300890051853"</w:t>
       </w:r>
     </w:p>
     <w:p>

--- a/examples/autoencoder/doc/21_autoenc_ed_static_patience.docx
+++ b/examples/autoencoder/doc/21_autoenc_ed_static_patience.docx
@@ -980,7 +980,7 @@
         <w:rPr>
           <w:rStyle w:val="VerbatimChar"/>
         </w:rPr>
-        <w:t xml:space="preserve">## [1] 217</w:t>
+        <w:t xml:space="preserve">## [1] 235</w:t>
       </w:r>
     </w:p>
     <w:p>
@@ -1464,7 +1464,7 @@
               <a:graphicData uri="http://schemas.openxmlformats.org/drawingml/2006/picture">
                 <pic:pic>
                   <pic:nvPicPr>
-                    <pic:cNvPr descr="/home/gpca/daltoolboxdp/examples/autoencoder/doc/21_autoenc_ed_static_patience_files/607b8293a283aea03b91bcccb2a97b0c6140ffed.png" id="11" name="Picture"/>
+                    <pic:cNvPr descr="/home/gpca/daltoolboxdp/examples/autoencoder/doc/21_autoenc_ed_static_patience_files/f57e273ed044a5156c100123b9b5df6670a5fd26.png" id="11" name="Picture"/>
                     <pic:cNvPicPr>
                       <a:picLocks noChangeArrowheads="1" noChangeAspect="1"/>
                     </pic:cNvPicPr>
@@ -1751,7 +1751,7 @@
         <w:rPr>
           <w:rStyle w:val="VerbatimChar"/>
         </w:rPr>
-        <w:t xml:space="preserve">## 1 0.7354892 0.8264568 0.9177819 0.9768259 0.9926214</w:t>
+        <w:t xml:space="preserve">## 1 0.7324129 0.8332555 0.9130085 0.9747246 0.9883566</w:t>
       </w:r>
       <w:r>
         <w:br/>
@@ -1760,7 +1760,7 @@
         <w:rPr>
           <w:rStyle w:val="VerbatimChar"/>
         </w:rPr>
-        <w:t xml:space="preserve">## 2 0.8320121 0.9048762 0.9786589 1.0013932 0.9931229</w:t>
+        <w:t xml:space="preserve">## 2 0.8336733 0.9104170 0.9735875 0.9973300 0.9886713</w:t>
       </w:r>
       <w:r>
         <w:br/>
@@ -1769,7 +1769,7 @@
         <w:rPr>
           <w:rStyle w:val="VerbatimChar"/>
         </w:rPr>
-        <w:t xml:space="preserve">## 3 0.9089835 0.9634216 1.0115721 0.9943529 0.9657586</w:t>
+        <w:t xml:space="preserve">## 3 0.9150788 0.9665226 1.0053566 0.9911707 0.9619333</w:t>
       </w:r>
       <w:r>
         <w:br/>
@@ -1778,7 +1778,7 @@
         <w:rPr>
           <w:rStyle w:val="VerbatimChar"/>
         </w:rPr>
-        <w:t xml:space="preserve">## 4 0.9601823 0.9933419 1.0097891 0.9571578 0.9117206</w:t>
+        <w:t xml:space="preserve">## 4 0.9708521 0.9950047 1.0051149 0.9567526 0.9078042</w:t>
       </w:r>
       <w:r>
         <w:br/>
@@ -1787,7 +1787,7 @@
         <w:rPr>
           <w:rStyle w:val="VerbatimChar"/>
         </w:rPr>
-        <w:t xml:space="preserve">## 5 0.9861274 0.9907009 0.9700634 0.8927096 0.8247788</w:t>
+        <w:t xml:space="preserve">## 5 0.9938856 0.9906452 0.9752910 0.8911924 0.8178394</w:t>
       </w:r>
       <w:r>
         <w:br/>
@@ -1796,7 +1796,7 @@
         <w:rPr>
           <w:rStyle w:val="VerbatimChar"/>
         </w:rPr>
-        <w:t xml:space="preserve">## 6 0.9851965 0.9601120 0.9023528 0.8036115 0.7103157</w:t>
+        <w:t xml:space="preserve">## 6 0.9931050 0.9563830 0.9084474 0.8078787 0.7084989</w:t>
       </w:r>
     </w:p>
     <w:p>
@@ -2169,7 +2169,7 @@
         <w:rPr>
           <w:rStyle w:val="VerbatimChar"/>
         </w:rPr>
-        <w:t xml:space="preserve">## [1] "t4 R2 test: 0.994910886361577 MAPE: 0.00924991734056646"</w:t>
+        <w:t xml:space="preserve">## [1] "t4 R2 test: 0.996701127760635 MAPE: 0.00521854120154539"</w:t>
       </w:r>
       <w:r>
         <w:br/>
@@ -2178,7 +2178,7 @@
         <w:rPr>
           <w:rStyle w:val="VerbatimChar"/>
         </w:rPr>
-        <w:t xml:space="preserve">## [1] "t3 R2 test: 0.994885509549231 MAPE: 0.0099583106465962"</w:t>
+        <w:t xml:space="preserve">## [1] "t3 R2 test: 0.996637655979382 MAPE: 0.0103384501658772"</w:t>
       </w:r>
       <w:r>
         <w:br/>
@@ -2187,7 +2187,7 @@
         <w:rPr>
           <w:rStyle w:val="VerbatimChar"/>
         </w:rPr>
-        <w:t xml:space="preserve">## [1] "t2 R2 test: 0.999812054556529 MAPE: 0.0190383747399623"</w:t>
+        <w:t xml:space="preserve">## [1] "t2 R2 test: 0.9992863567126 MAPE: 0.0199458840005041"</w:t>
       </w:r>
       <w:r>
         <w:br/>
@@ -2196,7 +2196,7 @@
         <w:rPr>
           <w:rStyle w:val="VerbatimChar"/>
         </w:rPr>
-        <w:t xml:space="preserve">## [1] "t1 R2 test: 0.99886622443434 MAPE: 0.0127834868590935"</w:t>
+        <w:t xml:space="preserve">## [1] "t1 R2 test: 0.999238440426369 MAPE: 0.0148239788610978"</w:t>
       </w:r>
       <w:r>
         <w:br/>
@@ -2205,7 +2205,7 @@
         <w:rPr>
           <w:rStyle w:val="VerbatimChar"/>
         </w:rPr>
-        <w:t xml:space="preserve">## [1] "t0 R2 test: 0.999449868796268 MAPE: 0.0161203554397081"</w:t>
+        <w:t xml:space="preserve">## [1] "t0 R2 test: 0.999673413899431 MAPE: 0.00530494546352853"</w:t>
       </w:r>
     </w:p>
     <w:p>
@@ -2293,7 +2293,7 @@
         <w:rPr>
           <w:rStyle w:val="VerbatimChar"/>
         </w:rPr>
-        <w:t xml:space="preserve">## [1] "Means R2 test: 0.997584908739589 MAPE: 0.0134300890051853"</w:t>
+        <w:t xml:space="preserve">## [1] "Means R2 test: 0.998307398955683 MAPE: 0.0111263599385106"</w:t>
       </w:r>
     </w:p>
     <w:p>

--- a/examples/autoencoder/doc/21_autoenc_ed_static_patience.docx
+++ b/examples/autoencoder/doc/21_autoenc_ed_static_patience.docx
@@ -980,7 +980,7 @@
         <w:rPr>
           <w:rStyle w:val="VerbatimChar"/>
         </w:rPr>
-        <w:t xml:space="preserve">## [1] 235</w:t>
+        <w:t xml:space="preserve">## [1] 214</w:t>
       </w:r>
     </w:p>
     <w:p>
@@ -1464,7 +1464,7 @@
               <a:graphicData uri="http://schemas.openxmlformats.org/drawingml/2006/picture">
                 <pic:pic>
                   <pic:nvPicPr>
-                    <pic:cNvPr descr="/home/gpca/daltoolboxdp/examples/autoencoder/doc/21_autoenc_ed_static_patience_files/f57e273ed044a5156c100123b9b5df6670a5fd26.png" id="11" name="Picture"/>
+                    <pic:cNvPr descr="C:\Git\dal\daltoolboxdp\examples\autoencoder\doc\21_autoenc_ed_static_patience_files/7463f5442d282579cab9a011fbe8ffe65abf52aa.png" id="11" name="Picture"/>
                     <pic:cNvPicPr>
                       <a:picLocks noChangeArrowheads="1" noChangeAspect="1"/>
                     </pic:cNvPicPr>
@@ -1751,7 +1751,7 @@
         <w:rPr>
           <w:rStyle w:val="VerbatimChar"/>
         </w:rPr>
-        <w:t xml:space="preserve">## 1 0.7324129 0.8332555 0.9130085 0.9747246 0.9883566</w:t>
+        <w:t xml:space="preserve">## 1 0.7352289 0.8303685 0.9157857 0.9774621 0.9960867</w:t>
       </w:r>
       <w:r>
         <w:br/>
@@ -1760,7 +1760,7 @@
         <w:rPr>
           <w:rStyle w:val="VerbatimChar"/>
         </w:rPr>
-        <w:t xml:space="preserve">## 2 0.8336733 0.9104170 0.9735875 0.9973300 0.9886713</w:t>
+        <w:t xml:space="preserve">## 2 0.8306564 0.9107925 0.9776047 0.9988475 0.9940000</w:t>
       </w:r>
       <w:r>
         <w:br/>
@@ -1769,7 +1769,7 @@
         <w:rPr>
           <w:rStyle w:val="VerbatimChar"/>
         </w:rPr>
-        <w:t xml:space="preserve">## 3 0.9150788 0.9665226 1.0053566 0.9911707 0.9619333</w:t>
+        <w:t xml:space="preserve">## 3 0.9064559 0.9704272 1.0122865 0.9877890 0.9618636</w:t>
       </w:r>
       <w:r>
         <w:br/>
@@ -1778,7 +1778,7 @@
         <w:rPr>
           <w:rStyle w:val="VerbatimChar"/>
         </w:rPr>
-        <w:t xml:space="preserve">## 4 0.9708521 0.9950047 1.0051149 0.9567526 0.9078042</w:t>
+        <w:t xml:space="preserve">## 4 0.9595206 0.9963580 1.0090613 0.9499733 0.8974780</w:t>
       </w:r>
       <w:r>
         <w:br/>
@@ -1787,7 +1787,7 @@
         <w:rPr>
           <w:rStyle w:val="VerbatimChar"/>
         </w:rPr>
-        <w:t xml:space="preserve">## 5 0.9938856 0.9906452 0.9752910 0.8911924 0.8178394</w:t>
+        <w:t xml:space="preserve">## 5 0.9903889 0.9950737 0.9735162 0.8911563 0.8121238</w:t>
       </w:r>
       <w:r>
         <w:br/>
@@ -1796,7 +1796,7 @@
         <w:rPr>
           <w:rStyle w:val="VerbatimChar"/>
         </w:rPr>
-        <w:t xml:space="preserve">## 6 0.9931050 0.9563830 0.9084474 0.8078787 0.7084989</w:t>
+        <w:t xml:space="preserve">## 6 0.9914298 0.9648692 0.9048102 0.8073973 0.7091388</w:t>
       </w:r>
     </w:p>
     <w:p>
@@ -2169,7 +2169,7 @@
         <w:rPr>
           <w:rStyle w:val="VerbatimChar"/>
         </w:rPr>
-        <w:t xml:space="preserve">## [1] "t4 R2 test: 0.996701127760635 MAPE: 0.00521854120154539"</w:t>
+        <w:t xml:space="preserve">## [1] "t4 R2 test: 0.99662151363594 MAPE: 0.00696613303951022"</w:t>
       </w:r>
       <w:r>
         <w:br/>
@@ -2178,7 +2178,7 @@
         <w:rPr>
           <w:rStyle w:val="VerbatimChar"/>
         </w:rPr>
-        <w:t xml:space="preserve">## [1] "t3 R2 test: 0.996637655979382 MAPE: 0.0103384501658772"</w:t>
+        <w:t xml:space="preserve">## [1] "t3 R2 test: 0.99669988680173 MAPE: 0.00731351401512448"</w:t>
       </w:r>
       <w:r>
         <w:br/>
@@ -2187,7 +2187,7 @@
         <w:rPr>
           <w:rStyle w:val="VerbatimChar"/>
         </w:rPr>
-        <w:t xml:space="preserve">## [1] "t2 R2 test: 0.9992863567126 MAPE: 0.0199458840005041"</w:t>
+        <w:t xml:space="preserve">## [1] "t2 R2 test: 0.999908905231199 MAPE: 0.0196983597325553"</w:t>
       </w:r>
       <w:r>
         <w:br/>
@@ -2196,7 +2196,7 @@
         <w:rPr>
           <w:rStyle w:val="VerbatimChar"/>
         </w:rPr>
-        <w:t xml:space="preserve">## [1] "t1 R2 test: 0.999238440426369 MAPE: 0.0148239788610978"</w:t>
+        <w:t xml:space="preserve">## [1] "t1 R2 test: 0.9993369061747 MAPE: 0.00997204760934031"</w:t>
       </w:r>
       <w:r>
         <w:br/>
@@ -2205,7 +2205,7 @@
         <w:rPr>
           <w:rStyle w:val="VerbatimChar"/>
         </w:rPr>
-        <w:t xml:space="preserve">## [1] "t0 R2 test: 0.999673413899431 MAPE: 0.00530494546352853"</w:t>
+        <w:t xml:space="preserve">## [1] "t0 R2 test: 0.999750576782228 MAPE: 0.00872272195825895"</w:t>
       </w:r>
     </w:p>
     <w:p>
@@ -2293,7 +2293,7 @@
         <w:rPr>
           <w:rStyle w:val="VerbatimChar"/>
         </w:rPr>
-        <w:t xml:space="preserve">## [1] "Means R2 test: 0.998307398955683 MAPE: 0.0111263599385106"</w:t>
+        <w:t xml:space="preserve">## [1] "Means R2 test: 0.998463557725159 MAPE: 0.0105345552709579"</w:t>
       </w:r>
     </w:p>
     <w:p>

--- a/examples/autoencoder/doc/21_autoenc_ed_static_patience.docx
+++ b/examples/autoencoder/doc/21_autoenc_ed_static_patience.docx
@@ -1464,7 +1464,7 @@
               <a:graphicData uri="http://schemas.openxmlformats.org/drawingml/2006/picture">
                 <pic:pic>
                   <pic:nvPicPr>
-                    <pic:cNvPr descr="C:\Git\dal\daltoolboxdp\examples\autoencoder\doc\21_autoenc_ed_static_patience_files/7463f5442d282579cab9a011fbe8ffe65abf52aa.png" id="11" name="Picture"/>
+                    <pic:cNvPr descr="/home/gpca/daltoolboxdp/examples/autoencoder/doc/21_autoenc_ed_static_patience_files/04cf8f7854d295fb49674e1c52b668e19596f0f3.png" id="11" name="Picture"/>
                     <pic:cNvPicPr>
                       <a:picLocks noChangeArrowheads="1" noChangeAspect="1"/>
                     </pic:cNvPicPr>
@@ -1751,7 +1751,7 @@
         <w:rPr>
           <w:rStyle w:val="VerbatimChar"/>
         </w:rPr>
-        <w:t xml:space="preserve">## 1 0.7352289 0.8303685 0.9157857 0.9774621 0.9960867</w:t>
+        <w:t xml:space="preserve">## 1 0.7352290 0.8303684 0.9157857 0.9774622 0.9960867</w:t>
       </w:r>
       <w:r>
         <w:br/>
@@ -1760,7 +1760,7 @@
         <w:rPr>
           <w:rStyle w:val="VerbatimChar"/>
         </w:rPr>
-        <w:t xml:space="preserve">## 2 0.8306564 0.9107925 0.9776047 0.9988475 0.9940000</w:t>
+        <w:t xml:space="preserve">## 2 0.8306563 0.9107924 0.9776047 0.9988477 0.9939999</w:t>
       </w:r>
       <w:r>
         <w:br/>
@@ -1769,7 +1769,7 @@
         <w:rPr>
           <w:rStyle w:val="VerbatimChar"/>
         </w:rPr>
-        <w:t xml:space="preserve">## 3 0.9064559 0.9704272 1.0122865 0.9877890 0.9618636</w:t>
+        <w:t xml:space="preserve">## 3 0.9064560 0.9704273 1.0122867 0.9877893 0.9618638</w:t>
       </w:r>
       <w:r>
         <w:br/>
@@ -1778,7 +1778,7 @@
         <w:rPr>
           <w:rStyle w:val="VerbatimChar"/>
         </w:rPr>
-        <w:t xml:space="preserve">## 4 0.9595206 0.9963580 1.0090613 0.9499733 0.8974780</w:t>
+        <w:t xml:space="preserve">## 4 0.9595206 0.9963579 1.0090615 0.9499735 0.8974782</w:t>
       </w:r>
       <w:r>
         <w:br/>
@@ -1787,7 +1787,7 @@
         <w:rPr>
           <w:rStyle w:val="VerbatimChar"/>
         </w:rPr>
-        <w:t xml:space="preserve">## 5 0.9903889 0.9950737 0.9735162 0.8911563 0.8121238</w:t>
+        <w:t xml:space="preserve">## 5 0.9903889 0.9950737 0.9735162 0.8911564 0.8121238</w:t>
       </w:r>
       <w:r>
         <w:br/>
@@ -1796,7 +1796,7 @@
         <w:rPr>
           <w:rStyle w:val="VerbatimChar"/>
         </w:rPr>
-        <w:t xml:space="preserve">## 6 0.9914298 0.9648692 0.9048102 0.8073973 0.7091388</w:t>
+        <w:t xml:space="preserve">## 6 0.9914300 0.9648694 0.9048102 0.8073973 0.7091388</w:t>
       </w:r>
     </w:p>
     <w:p>
@@ -2169,7 +2169,7 @@
         <w:rPr>
           <w:rStyle w:val="VerbatimChar"/>
         </w:rPr>
-        <w:t xml:space="preserve">## [1] "t4 R2 test: 0.99662151363594 MAPE: 0.00696613303951022"</w:t>
+        <w:t xml:space="preserve">## [1] "t4 R2 test: 0.996621519294335 MAPE: 0.00696608482158252"</w:t>
       </w:r>
       <w:r>
         <w:br/>
@@ -2178,7 +2178,7 @@
         <w:rPr>
           <w:rStyle w:val="VerbatimChar"/>
         </w:rPr>
-        <w:t xml:space="preserve">## [1] "t3 R2 test: 0.99669988680173 MAPE: 0.00731351401512448"</w:t>
+        <w:t xml:space="preserve">## [1] "t3 R2 test: 0.996699856214231 MAPE: 0.00731357740259611"</w:t>
       </w:r>
       <w:r>
         <w:br/>
@@ -2187,7 +2187,7 @@
         <w:rPr>
           <w:rStyle w:val="VerbatimChar"/>
         </w:rPr>
-        <w:t xml:space="preserve">## [1] "t2 R2 test: 0.999908905231199 MAPE: 0.0196983597325553"</w:t>
+        <w:t xml:space="preserve">## [1] "t2 R2 test: 0.999908904432204 MAPE: 0.0196983726464886"</w:t>
       </w:r>
       <w:r>
         <w:br/>
@@ -2196,7 +2196,7 @@
         <w:rPr>
           <w:rStyle w:val="VerbatimChar"/>
         </w:rPr>
-        <w:t xml:space="preserve">## [1] "t1 R2 test: 0.9993369061747 MAPE: 0.00997204760934031"</w:t>
+        <w:t xml:space="preserve">## [1] "t1 R2 test: 0.999336908105602 MAPE: 0.00997202692050493"</w:t>
       </w:r>
       <w:r>
         <w:br/>
@@ -2205,7 +2205,7 @@
         <w:rPr>
           <w:rStyle w:val="VerbatimChar"/>
         </w:rPr>
-        <w:t xml:space="preserve">## [1] "t0 R2 test: 0.999750576782228 MAPE: 0.00872272195825895"</w:t>
+        <w:t xml:space="preserve">## [1] "t0 R2 test: 0.999750580367067 MAPE: 0.00872267253608099"</w:t>
       </w:r>
     </w:p>
     <w:p>
@@ -2293,7 +2293,7 @@
         <w:rPr>
           <w:rStyle w:val="VerbatimChar"/>
         </w:rPr>
-        <w:t xml:space="preserve">## [1] "Means R2 test: 0.998463557725159 MAPE: 0.0105345552709579"</w:t>
+        <w:t xml:space="preserve">## [1] "Means R2 test: 0.998463553682688 MAPE: 0.0105345468654506"</w:t>
       </w:r>
     </w:p>
     <w:p>
